--- a/docs/info for project.docx
+++ b/docs/info for project.docx
@@ -2,6 +2,73 @@
 <file path=word/document.xml><?xml version="1.0" encoding="utf-8"?>
 <w:document xmlns:wpc="http://schemas.microsoft.com/office/word/2010/wordprocessingCanvas" xmlns:cx="http://schemas.microsoft.com/office/drawing/2014/chartex" xmlns:cx1="http://schemas.microsoft.com/office/drawing/2015/9/8/chartex" xmlns:cx2="http://schemas.microsoft.com/office/drawing/2015/10/21/chartex" xmlns:cx3="http://schemas.microsoft.com/office/drawing/2016/5/9/chartex" xmlns:cx4="http://schemas.microsoft.com/office/drawing/2016/5/10/chartex" xmlns:cx5="http://schemas.microsoft.com/office/drawing/2016/5/11/chartex" xmlns:cx6="http://schemas.microsoft.com/office/drawing/2016/5/12/chartex" xmlns:cx7="http://schemas.microsoft.com/office/drawing/2016/5/13/chartex" xmlns:cx8="http://schemas.microsoft.com/office/drawing/2016/5/14/chartex" xmlns:mc="http://schemas.openxmlformats.org/markup-compatibility/2006" xmlns:aink="http://schemas.microsoft.com/office/drawing/2016/ink" xmlns:am3d="http://schemas.microsoft.com/office/drawing/2017/model3d" xmlns:o="urn:schemas-microsoft-com:office:office" xmlns:oel="http://schemas.microsoft.com/office/2019/extlst" xmlns:r="http://schemas.openxmlformats.org/officeDocument/2006/relationships" xmlns:m="http://schemas.openxmlformats.org/officeDocument/2006/math" xmlns:v="urn:schemas-microsoft-com:vml" xmlns:wp14="http://schemas.microsoft.com/office/word/2010/wordprocessingDrawing" xmlns:wp="http://schemas.openxmlformats.org/drawingml/2006/wordprocessingDrawing" xmlns:w10="urn:schemas-microsoft-com:office:word" xmlns:w="http://schemas.openxmlformats.org/wordprocessingml/2006/main" xmlns:w14="http://schemas.microsoft.com/office/word/2010/wordml" xmlns:w15="http://schemas.microsoft.com/office/word/2012/wordml" xmlns:w16cex="http://schemas.microsoft.com/office/word/2018/wordml/cex" xmlns:w16cid="http://schemas.microsoft.com/office/word/2016/wordml/cid" xmlns:w16="http://schemas.microsoft.com/office/word/2018/wordml" xmlns:w16du="http://schemas.microsoft.com/office/word/2023/wordml/word16du" xmlns:w16sdtdh="http://schemas.microsoft.com/office/word/2020/wordml/sdtdatahash" xmlns:w16sdtfl="http://schemas.microsoft.com/office/word/2024/wordml/sdtformatlock" xmlns:w16se="http://schemas.microsoft.com/office/word/2015/wordml/symex" xmlns:wpg="http://schemas.microsoft.com/office/word/2010/wordprocessingGroup" xmlns:wpi="http://schemas.microsoft.com/office/word/2010/wordprocessingInk" xmlns:wne="http://schemas.microsoft.com/office/word/2006/wordml" xmlns:wps="http://schemas.microsoft.com/office/word/2010/wordprocessingShape" mc:Ignorable="w14 w15 w16se w16cid w16 w16cex w16sdtdh w16sdtfl w16du wp14">
   <w:body>
+    <w:p>
+      <w:pPr>
+        <w:rPr>
+          <w:b/>
+          <w:bCs/>
+        </w:rPr>
+      </w:pPr>
+      <w:r>
+        <w:rPr>
+          <w:b/>
+          <w:bCs/>
+        </w:rPr>
+        <w:t xml:space="preserve">Add item </w:t>
+      </w:r>
+      <w:r>
+        <w:rPr>
+          <w:b/>
+          <w:bCs/>
+        </w:rPr>
+        <w:t xml:space="preserve">button </w:t>
+      </w:r>
+      <w:r>
+        <w:rPr>
+          <w:b/>
+          <w:bCs/>
+        </w:rPr>
+        <w:t>-&gt; wait card -&gt; backend.additem() -&gt; frontend.addItem()</w:t>
+      </w:r>
+    </w:p>
+    <w:p>
+      <w:pPr>
+        <w:rPr>
+          <w:b/>
+          <w:bCs/>
+        </w:rPr>
+      </w:pPr>
+      <w:r>
+        <w:rPr>
+          <w:b/>
+          <w:bCs/>
+        </w:rPr>
+        <w:t>Assigncard button -&gt; wait card -&gt; frontend.getname() -&gt; backend.assigncard</w:t>
+      </w:r>
+    </w:p>
+    <w:p>
+      <w:pPr>
+        <w:rPr>
+          <w:b/>
+          <w:bCs/>
+        </w:rPr>
+      </w:pPr>
+      <w:r>
+        <w:rPr>
+          <w:b/>
+          <w:bCs/>
+        </w:rPr>
+        <w:br w:type="page"/>
+      </w:r>
+    </w:p>
+    <w:p>
+      <w:pPr>
+        <w:rPr>
+          <w:b/>
+          <w:bCs/>
+        </w:rPr>
+      </w:pPr>
+    </w:p>
     <w:p>
       <w:pPr>
         <w:rPr>
@@ -74,146 +141,11 @@
           <w:bCs/>
         </w:rPr>
       </w:pPr>
-    </w:p>
-    <w:p>
-      <w:pPr>
-        <w:rPr>
-          <w:b/>
-          <w:bCs/>
-        </w:rPr>
-      </w:pPr>
-    </w:p>
-    <w:p>
-      <w:pPr>
-        <w:rPr>
-          <w:b/>
-          <w:bCs/>
-        </w:rPr>
-      </w:pPr>
-    </w:p>
-    <w:p>
-      <w:pPr>
-        <w:rPr>
-          <w:b/>
-          <w:bCs/>
-        </w:rPr>
-      </w:pPr>
-    </w:p>
-    <w:p>
-      <w:pPr>
-        <w:rPr>
-          <w:b/>
-          <w:bCs/>
-        </w:rPr>
-      </w:pPr>
-    </w:p>
-    <w:p>
-      <w:pPr>
-        <w:rPr>
-          <w:b/>
-          <w:bCs/>
-        </w:rPr>
-      </w:pPr>
-    </w:p>
-    <w:p>
-      <w:pPr>
-        <w:rPr>
-          <w:b/>
-          <w:bCs/>
-        </w:rPr>
-      </w:pPr>
-    </w:p>
-    <w:p>
-      <w:pPr>
-        <w:rPr>
-          <w:b/>
-          <w:bCs/>
-        </w:rPr>
-      </w:pPr>
-      <w:r>
-        <w:rPr>
-          <w:b/>
-          <w:bCs/>
-        </w:rPr>
-        <w:br w:type="page"/>
-      </w:r>
-    </w:p>
-    <w:p>
-      <w:pPr>
-        <w:rPr>
-          <w:b/>
-          <w:bCs/>
-        </w:rPr>
-      </w:pPr>
-    </w:p>
-    <w:p>
-      <w:pPr>
-        <w:rPr>
-          <w:b/>
-          <w:bCs/>
-        </w:rPr>
-      </w:pPr>
-    </w:p>
-    <w:p>
-      <w:pPr>
-        <w:rPr>
-          <w:b/>
-          <w:bCs/>
-        </w:rPr>
-      </w:pPr>
-      <w:r>
-        <w:rPr>
-          <w:b/>
-          <w:bCs/>
-        </w:rPr>
-        <w:br w:type="page"/>
-      </w:r>
-    </w:p>
-    <w:p>
-      <w:pPr>
-        <w:rPr>
-          <w:b/>
-          <w:bCs/>
-        </w:rPr>
-      </w:pPr>
-      <w:r>
-        <w:rPr>
-          <w:b/>
-          <w:bCs/>
-        </w:rPr>
-        <w:lastRenderedPageBreak/>
-        <w:br w:type="page"/>
-      </w:r>
-    </w:p>
-    <w:p>
-      <w:pPr>
-        <w:rPr>
-          <w:b/>
-          <w:bCs/>
-        </w:rPr>
-      </w:pPr>
-      <w:r>
-        <w:rPr>
-          <w:b/>
-          <w:bCs/>
-        </w:rPr>
-        <w:lastRenderedPageBreak/>
-        <w:br w:type="page"/>
-      </w:r>
-    </w:p>
-    <w:p>
-      <w:pPr>
-        <w:rPr>
-          <w:b/>
-          <w:bCs/>
-        </w:rPr>
-      </w:pPr>
-      <w:r>
-        <w:rPr>
-          <w:b/>
-          <w:bCs/>
-        </w:rPr>
-        <w:lastRenderedPageBreak/>
+      <w:r>
+        <w:rPr>
+          <w:b/>
+          <w:bCs/>
+        </w:rPr>
         <w:t>3. </w:t>
       </w:r>
     </w:p>
@@ -364,8 +296,11 @@
     </w:p>
     <w:p>
       <w:r>
-        <w:pict w14:anchorId="4BA3394F">
-          <v:rect id="_x0000_i1025" alt="" style="width:451.3pt;height:.05pt;mso-width-percent:0;mso-height-percent:0;mso-width-percent:0;mso-height-percent:0" o:hralign="center" o:hrstd="t" o:hr="t" fillcolor="#a0a0a0" stroked="f"/>
+        <w:rPr>
+          <w:noProof/>
+        </w:rPr>
+        <w:pict w14:anchorId="3D6BEF21">
+          <v:rect id="_x0000_i1030" alt="" style="width:451.3pt;height:.05pt;mso-width-percent:0;mso-height-percent:0;mso-width-percent:0;mso-height-percent:0" o:hralign="center" o:hrstd="t" o:hr="t" fillcolor="#a0a0a0" stroked="f"/>
         </w:pict>
       </w:r>
     </w:p>
@@ -507,6 +442,7 @@
         </w:numPr>
       </w:pPr>
       <w:r>
+        <w:lastRenderedPageBreak/>
         <w:t xml:space="preserve">Display </w:t>
       </w:r>
       <w:r>
@@ -525,8 +461,8 @@
         <w:rPr>
           <w:noProof/>
         </w:rPr>
-        <w:pict w14:anchorId="4FDA7BDE">
-          <v:rect id="_x0000_i1026" alt="" style="width:451.3pt;height:.05pt;mso-width-percent:0;mso-height-percent:0;mso-width-percent:0;mso-height-percent:0" o:hralign="center" o:hrstd="t" o:hr="t" fillcolor="#a0a0a0" stroked="f"/>
+        <w:pict w14:anchorId="223B6FBE">
+          <v:rect id="_x0000_i1029" alt="" style="width:451.3pt;height:.05pt;mso-width-percent:0;mso-height-percent:0;mso-width-percent:0;mso-height-percent:0" o:hralign="center" o:hrstd="t" o:hr="t" fillcolor="#a0a0a0" stroked="f"/>
         </w:pict>
       </w:r>
     </w:p>
@@ -586,7 +522,6 @@
         </w:numPr>
       </w:pPr>
       <w:r>
-        <w:lastRenderedPageBreak/>
         <w:t>Use cardboard boxes or small storage bins.</w:t>
       </w:r>
     </w:p>
@@ -715,8 +650,8 @@
         <w:rPr>
           <w:noProof/>
         </w:rPr>
-        <w:pict w14:anchorId="0BCECA45">
-          <v:rect id="_x0000_i1027" alt="" style="width:451.3pt;height:.05pt;mso-width-percent:0;mso-height-percent:0;mso-width-percent:0;mso-height-percent:0" o:hralign="center" o:hrstd="t" o:hr="t" fillcolor="#a0a0a0" stroked="f"/>
+        <w:pict w14:anchorId="50218AF9">
+          <v:rect id="_x0000_i1028" alt="" style="width:451.3pt;height:.05pt;mso-width-percent:0;mso-height-percent:0;mso-width-percent:0;mso-height-percent:0" o:hralign="center" o:hrstd="t" o:hr="t" fillcolor="#a0a0a0" stroked="f"/>
         </w:pict>
       </w:r>
     </w:p>
@@ -996,8 +931,8 @@
         <w:rPr>
           <w:noProof/>
         </w:rPr>
-        <w:pict w14:anchorId="17326BA5">
-          <v:rect id="_x0000_i1028" alt="" style="width:451.3pt;height:.05pt;mso-width-percent:0;mso-height-percent:0;mso-width-percent:0;mso-height-percent:0" o:hralign="center" o:hrstd="t" o:hr="t" fillcolor="#a0a0a0" stroked="f"/>
+        <w:pict w14:anchorId="35DA7BEC">
+          <v:rect id="_x0000_i1027" alt="" style="width:451.3pt;height:.05pt;mso-width-percent:0;mso-height-percent:0;mso-width-percent:0;mso-height-percent:0" o:hralign="center" o:hrstd="t" o:hr="t" fillcolor="#a0a0a0" stroked="f"/>
         </w:pict>
       </w:r>
     </w:p>
@@ -1094,6 +1029,7 @@
           <w:b/>
           <w:bCs/>
         </w:rPr>
+        <w:lastRenderedPageBreak/>
         <w:t>Backend / Server</w:t>
       </w:r>
       <w:r>
@@ -1148,7 +1084,6 @@
         </w:numPr>
       </w:pPr>
       <w:r>
-        <w:lastRenderedPageBreak/>
         <w:t>Real-time inventory levels</w:t>
       </w:r>
     </w:p>
@@ -1179,8 +1114,8 @@
         <w:rPr>
           <w:noProof/>
         </w:rPr>
-        <w:pict w14:anchorId="045863B9">
-          <v:rect id="_x0000_i1029" alt="" style="width:451.3pt;height:.05pt;mso-width-percent:0;mso-height-percent:0;mso-width-percent:0;mso-height-percent:0" o:hralign="center" o:hrstd="t" o:hr="t" fillcolor="#a0a0a0" stroked="f"/>
+        <w:pict w14:anchorId="4EEED762">
+          <v:rect id="_x0000_i1026" alt="" style="width:451.3pt;height:.05pt;mso-width-percent:0;mso-height-percent:0;mso-width-percent:0;mso-height-percent:0" o:hralign="center" o:hrstd="t" o:hr="t" fillcolor="#a0a0a0" stroked="f"/>
         </w:pict>
       </w:r>
     </w:p>
@@ -1273,8 +1208,8 @@
         <w:rPr>
           <w:noProof/>
         </w:rPr>
-        <w:pict w14:anchorId="4DF66E52">
-          <v:rect id="_x0000_i1030" alt="" style="width:451.3pt;height:.05pt;mso-width-percent:0;mso-height-percent:0;mso-width-percent:0;mso-height-percent:0" o:hralign="center" o:hrstd="t" o:hr="t" fillcolor="#a0a0a0" stroked="f"/>
+        <w:pict w14:anchorId="206D58AE">
+          <v:rect id="_x0000_i1025" alt="" style="width:451.3pt;height:.05pt;mso-width-percent:0;mso-height-percent:0;mso-width-percent:0;mso-height-percent:0" o:hralign="center" o:hrstd="t" o:hr="t" fillcolor="#a0a0a0" stroked="f"/>
         </w:pict>
       </w:r>
     </w:p>
@@ -1380,97 +1315,6 @@
       </w:r>
       <w:r>
         <w:t>.</w:t>
-      </w:r>
-    </w:p>
-    <w:p>
-      <w:r>
-        <w:rPr>
-          <w:noProof/>
-        </w:rPr>
-        <w:pict w14:anchorId="01F32FE3">
-          <v:rect id="_x0000_i1031" alt="" style="width:451.3pt;height:.05pt;mso-width-percent:0;mso-height-percent:0;mso-width-percent:0;mso-height-percent:0" o:hralign="center" o:hrstd="t" o:hr="t" fillcolor="#a0a0a0" stroked="f"/>
-        </w:pict>
-      </w:r>
-    </w:p>
-    <w:p>
-      <w:r>
-        <w:t xml:space="preserve">If you want, I can </w:t>
-      </w:r>
-      <w:r>
-        <w:rPr>
-          <w:b/>
-          <w:bCs/>
-        </w:rPr>
-        <w:t>draw a full architecture diagram for this Amazon-style system</w:t>
-      </w:r>
-      <w:r>
-        <w:t xml:space="preserve"> showing:</w:t>
-      </w:r>
-    </w:p>
-    <w:p>
-      <w:pPr>
-        <w:numPr>
-          <w:ilvl w:val="0"/>
-          <w:numId w:val="7"/>
-        </w:numPr>
-      </w:pPr>
-      <w:r>
-        <w:t>ESP32 nodes</w:t>
-      </w:r>
-    </w:p>
-    <w:p>
-      <w:pPr>
-        <w:numPr>
-          <w:ilvl w:val="0"/>
-          <w:numId w:val="7"/>
-        </w:numPr>
-      </w:pPr>
-      <w:r>
-        <w:t>Mesh network</w:t>
-      </w:r>
-    </w:p>
-    <w:p>
-      <w:pPr>
-        <w:numPr>
-          <w:ilvl w:val="0"/>
-          <w:numId w:val="7"/>
-        </w:numPr>
-      </w:pPr>
-      <w:r>
-        <w:t>Sensor connections</w:t>
-      </w:r>
-    </w:p>
-    <w:p>
-      <w:pPr>
-        <w:numPr>
-          <w:ilvl w:val="0"/>
-          <w:numId w:val="7"/>
-        </w:numPr>
-      </w:pPr>
-      <w:r>
-        <w:t>React dashboard flow</w:t>
-      </w:r>
-    </w:p>
-    <w:p/>
-    <w:p>
-      <w:r>
-        <w:t xml:space="preserve">This will make your </w:t>
-      </w:r>
-      <w:r>
-        <w:rPr>
-          <w:b/>
-          <w:bCs/>
-        </w:rPr>
-        <w:t>project proposal very professional and clear</w:t>
-      </w:r>
-      <w:r>
-        <w:t>.</w:t>
-      </w:r>
-    </w:p>
-    <w:p/>
-    <w:p>
-      <w:r>
-        <w:t>Do you want me to do that next?</w:t>
       </w:r>
     </w:p>
     <w:p/>
@@ -3156,6 +3000,7 @@
   <w:style w:type="character" w:default="1" w:styleId="DefaultParagraphFont">
     <w:name w:val="Default Paragraph Font"/>
     <w:uiPriority w:val="1"/>
+    <w:semiHidden/>
     <w:unhideWhenUsed/>
   </w:style>
   <w:style w:type="table" w:default="1" w:styleId="TableNormal">
